--- a/lci_cvport.docx
+++ b/lci_cvport.docx
@@ -598,7 +598,7 @@
         <w:pStyle w:val="BodyText"/>
       </w:pPr>
       <w:r>
-        <w:t xml:space="preserve">Surgeons</w:t>
+        <w:t xml:space="preserve">Surgeon</w:t>
       </w:r>
     </w:p>
     <w:p>
@@ -611,30 +611,6 @@
       </w:pPr>
       <w:r>
         <w:t xml:space="preserve">Jonathan Salo MD</w:t>
-      </w:r>
-    </w:p>
-    <w:p>
-      <w:pPr>
-        <w:pStyle w:val="Compact"/>
-        <w:numPr>
-          <w:ilvl w:val="0"/>
-          <w:numId w:val="1007"/>
-        </w:numPr>
-      </w:pPr>
-      <w:r>
-        <w:t xml:space="preserve">Jeffrey Hagen MD</w:t>
-      </w:r>
-    </w:p>
-    <w:p>
-      <w:pPr>
-        <w:pStyle w:val="Compact"/>
-        <w:numPr>
-          <w:ilvl w:val="0"/>
-          <w:numId w:val="1007"/>
-        </w:numPr>
-      </w:pPr>
-      <w:r>
-        <w:t xml:space="preserve">Michael Roach MD</w:t>
       </w:r>
     </w:p>
     <w:bookmarkEnd w:id="16"/>
